--- a/grok.docx
+++ b/grok.docx
@@ -2,6 +2,115 @@
 <file path=word/document.xml><?xml version="1.0" encoding="utf-8"?>
 <w:document xmlns:wpc="http://schemas.microsoft.com/office/word/2010/wordprocessingCanvas" xmlns:cx="http://schemas.microsoft.com/office/drawing/2014/chartex" xmlns:cx1="http://schemas.microsoft.com/office/drawing/2015/9/8/chartex" xmlns:cx2="http://schemas.microsoft.com/office/drawing/2015/10/21/chartex" xmlns:cx3="http://schemas.microsoft.com/office/drawing/2016/5/9/chartex" xmlns:cx4="http://schemas.microsoft.com/office/drawing/2016/5/10/chartex" xmlns:cx5="http://schemas.microsoft.com/office/drawing/2016/5/11/chartex" xmlns:cx6="http://schemas.microsoft.com/office/drawing/2016/5/12/chartex" xmlns:cx7="http://schemas.microsoft.com/office/drawing/2016/5/13/chartex" xmlns:cx8="http://schemas.microsoft.com/office/drawing/2016/5/14/chartex" xmlns:mc="http://schemas.openxmlformats.org/markup-compatibility/2006" xmlns:aink="http://schemas.microsoft.com/office/drawing/2016/ink" xmlns:am3d="http://schemas.microsoft.com/office/drawing/2017/model3d" xmlns:o="urn:schemas-microsoft-com:office:office" xmlns:oel="http://schemas.microsoft.com/office/2019/extlst" xmlns:r="http://schemas.openxmlformats.org/officeDocument/2006/relationships" xmlns:m="http://schemas.openxmlformats.org/officeDocument/2006/math" xmlns:v="urn:schemas-microsoft-com:vml" xmlns:wp14="http://schemas.microsoft.com/office/word/2010/wordprocessingDrawing" xmlns:wp="http://schemas.openxmlformats.org/drawingml/2006/wordprocessingDrawing" xmlns:w10="urn:schemas-microsoft-com:office:word" xmlns:w="http://schemas.openxmlformats.org/wordprocessingml/2006/main" xmlns:w14="http://schemas.microsoft.com/office/word/2010/wordml" xmlns:w15="http://schemas.microsoft.com/office/word/2012/wordml" xmlns:w16cex="http://schemas.microsoft.com/office/word/2018/wordml/cex" xmlns:w16cid="http://schemas.microsoft.com/office/word/2016/wordml/cid" xmlns:w16="http://schemas.microsoft.com/office/word/2018/wordml" xmlns:w16du="http://schemas.microsoft.com/office/word/2023/wordml/word16du" xmlns:w16sdtdh="http://schemas.microsoft.com/office/word/2020/wordml/sdtdatahash" xmlns:w16sdtfl="http://schemas.microsoft.com/office/word/2024/wordml/sdtformatlock" xmlns:w16se="http://schemas.microsoft.com/office/word/2015/wordml/symex" xmlns:wpg="http://schemas.microsoft.com/office/word/2010/wordprocessingGroup" xmlns:wpi="http://schemas.microsoft.com/office/word/2010/wordprocessingInk" xmlns:wne="http://schemas.microsoft.com/office/word/2006/wordml" xmlns:wps="http://schemas.microsoft.com/office/word/2010/wordprocessingShape" mc:Ignorable="w14 w15 w16se w16cid w16 w16cex w16sdtdh w16sdtfl w16du wp14">
   <w:body>
+    <w:p>
+      <w:r>
+        <w:t>Q1: Evaluation Strategy</w:t>
+      </w:r>
+    </w:p>
+    <w:p>
+      <w:r>
+        <w:t>Option B - Simple replacement. It's visual, educational, and matches your "no trees" philosophy.</w:t>
+      </w:r>
+    </w:p>
+    <w:p>
+      <w:r>
+        <w:t>Q2: Variable Substitution</w:t>
+      </w:r>
+    </w:p>
+    <w:p>
+      <w:r>
+        <w:t xml:space="preserve">I will upload 1 </w:t>
+      </w:r>
+      <w:proofErr w:type="gramStart"/>
+      <w:r>
+        <w:t>file..</w:t>
+      </w:r>
+      <w:proofErr w:type="gramEnd"/>
+      <w:r>
+        <w:t xml:space="preserve"> it has a </w:t>
+      </w:r>
+      <w:proofErr w:type="spellStart"/>
+      <w:r>
+        <w:t>svg</w:t>
+      </w:r>
+      <w:proofErr w:type="spellEnd"/>
+      <w:r>
+        <w:t xml:space="preserve"> trail </w:t>
+      </w:r>
+      <w:proofErr w:type="gramStart"/>
+      <w:r>
+        <w:t>animation..</w:t>
+      </w:r>
+      <w:proofErr w:type="gramEnd"/>
+      <w:r>
+        <w:t xml:space="preserve"> try that, else option B</w:t>
+      </w:r>
+    </w:p>
+    <w:p>
+      <w:r>
+        <w:t>Q3: Cloud Visual Style</w:t>
+      </w:r>
+    </w:p>
+    <w:p>
+      <w:r>
+        <w:t>Option B - Overlapping circles. Easy to animate with GSAP, looks organic.</w:t>
+      </w:r>
+    </w:p>
+    <w:p>
+      <w:r>
+        <w:t>Q4: Operator Glow Effect</w:t>
+      </w:r>
+    </w:p>
+    <w:p>
+      <w:r>
+        <w:t>Option D: Just a static bright highlight</w:t>
+      </w:r>
+    </w:p>
+    <w:p>
+      <w:r>
+        <w:t>Q5: Sound Integration</w:t>
+      </w:r>
+    </w:p>
+    <w:p>
+      <w:r>
+        <w:t>dissolvelsecond.wav</w:t>
+      </w:r>
+    </w:p>
+    <w:p>
+      <w:r>
+        <w:t>enter.wav</w:t>
+      </w:r>
+    </w:p>
+    <w:p>
+      <w:r>
+        <w:t>gear.mp3</w:t>
+      </w:r>
+    </w:p>
+    <w:p>
+      <w:r>
+        <w:t>inputfail.wav</w:t>
+      </w:r>
+    </w:p>
+    <w:p>
+      <w:r>
+        <w:t>keystroke.wav</w:t>
+      </w:r>
+    </w:p>
+    <w:p>
+      <w:r>
+        <w:t>notification.wav</w:t>
+      </w:r>
+    </w:p>
+    <w:p>
+      <w:r>
+        <w:t>whoosh.wav</w:t>
+      </w:r>
+    </w:p>
+    <w:p>
+      <w:r>
+        <w:t>zap5seconds.wav</w:t>
+      </w:r>
+    </w:p>
     <w:p/>
     <w:sectPr>
       <w:pgSz w:w="12240" w:h="15840"/>
@@ -11,6 +120,1059 @@
     </w:sectPr>
   </w:body>
 </w:document>
+</file>
+
+<file path=word/numbering.xml><?xml version="1.0" encoding="utf-8"?>
+<w:numbering xmlns:wpc="http://schemas.microsoft.com/office/word/2010/wordprocessingCanvas" xmlns:cx="http://schemas.microsoft.com/office/drawing/2014/chartex" xmlns:cx1="http://schemas.microsoft.com/office/drawing/2015/9/8/chartex" xmlns:cx2="http://schemas.microsoft.com/office/drawing/2015/10/21/chartex" xmlns:cx3="http://schemas.microsoft.com/office/drawing/2016/5/9/chartex" xmlns:cx4="http://schemas.microsoft.com/office/drawing/2016/5/10/chartex" xmlns:cx5="http://schemas.microsoft.com/office/drawing/2016/5/11/chartex" xmlns:cx6="http://schemas.microsoft.com/office/drawing/2016/5/12/chartex" xmlns:cx7="http://schemas.microsoft.com/office/drawing/2016/5/13/chartex" xmlns:cx8="http://schemas.microsoft.com/office/drawing/2016/5/14/chartex" xmlns:mc="http://schemas.openxmlformats.org/markup-compatibility/2006" xmlns:aink="http://schemas.microsoft.com/office/drawing/2016/ink" xmlns:am3d="http://schemas.microsoft.com/office/drawing/2017/model3d" xmlns:o="urn:schemas-microsoft-com:office:office" xmlns:oel="http://schemas.microsoft.com/office/2019/extlst" xmlns:r="http://schemas.openxmlformats.org/officeDocument/2006/relationships" xmlns:m="http://schemas.openxmlformats.org/officeDocument/2006/math" xmlns:v="urn:schemas-microsoft-com:vml" xmlns:wp14="http://schemas.microsoft.com/office/word/2010/wordprocessingDrawing" xmlns:wp="http://schemas.openxmlformats.org/drawingml/2006/wordprocessingDrawing" xmlns:w10="urn:schemas-microsoft-com:office:word" xmlns:w="http://schemas.openxmlformats.org/wordprocessingml/2006/main" xmlns:w14="http://schemas.microsoft.com/office/word/2010/wordml" xmlns:w15="http://schemas.microsoft.com/office/word/2012/wordml" xmlns:w16cex="http://schemas.microsoft.com/office/word/2018/wordml/cex" xmlns:w16cid="http://schemas.microsoft.com/office/word/2016/wordml/cid" xmlns:w16="http://schemas.microsoft.com/office/word/2018/wordml" xmlns:w16du="http://schemas.microsoft.com/office/word/2023/wordml/word16du" xmlns:w16sdtdh="http://schemas.microsoft.com/office/word/2020/wordml/sdtdatahash" xmlns:w16sdtfl="http://schemas.microsoft.com/office/word/2024/wordml/sdtformatlock" xmlns:w16se="http://schemas.microsoft.com/office/word/2015/wordml/symex" xmlns:wpg="http://schemas.microsoft.com/office/word/2010/wordprocessingGroup" xmlns:wpi="http://schemas.microsoft.com/office/word/2010/wordprocessingInk" xmlns:wne="http://schemas.microsoft.com/office/word/2006/wordml" xmlns:wps="http://schemas.microsoft.com/office/word/2010/wordprocessingShape" mc:Ignorable="w14 w15 w16se w16cid w16 w16cex w16sdtdh w16sdtfl w16du wp14">
+  <w:abstractNum w:abstractNumId="0" w15:restartNumberingAfterBreak="0">
+    <w:nsid w:val="0ECE386E"/>
+    <w:multiLevelType w:val="multilevel"/>
+    <w:tmpl w:val="06D6B63A"/>
+    <w:lvl w:ilvl="0">
+      <w:start w:val="1"/>
+      <w:numFmt w:val="bullet"/>
+      <w:lvlText w:val=""/>
+      <w:lvlJc w:val="left"/>
+      <w:pPr>
+        <w:tabs>
+          <w:tab w:val="num" w:pos="720"/>
+        </w:tabs>
+        <w:ind w:left="720" w:hanging="360"/>
+      </w:pPr>
+      <w:rPr>
+        <w:rFonts w:ascii="Symbol" w:hAnsi="Symbol" w:hint="default"/>
+        <w:sz w:val="20"/>
+      </w:rPr>
+    </w:lvl>
+    <w:lvl w:ilvl="1">
+      <w:start w:val="1"/>
+      <w:numFmt w:val="bullet"/>
+      <w:lvlText w:val="o"/>
+      <w:lvlJc w:val="left"/>
+      <w:pPr>
+        <w:tabs>
+          <w:tab w:val="num" w:pos="1440"/>
+        </w:tabs>
+        <w:ind w:left="1440" w:hanging="360"/>
+      </w:pPr>
+      <w:rPr>
+        <w:rFonts w:ascii="Courier New" w:hAnsi="Courier New" w:hint="default"/>
+        <w:sz w:val="20"/>
+      </w:rPr>
+    </w:lvl>
+    <w:lvl w:ilvl="2" w:tentative="1">
+      <w:start w:val="1"/>
+      <w:numFmt w:val="bullet"/>
+      <w:lvlText w:val=""/>
+      <w:lvlJc w:val="left"/>
+      <w:pPr>
+        <w:tabs>
+          <w:tab w:val="num" w:pos="2160"/>
+        </w:tabs>
+        <w:ind w:left="2160" w:hanging="360"/>
+      </w:pPr>
+      <w:rPr>
+        <w:rFonts w:ascii="Wingdings" w:hAnsi="Wingdings" w:hint="default"/>
+        <w:sz w:val="20"/>
+      </w:rPr>
+    </w:lvl>
+    <w:lvl w:ilvl="3" w:tentative="1">
+      <w:start w:val="1"/>
+      <w:numFmt w:val="bullet"/>
+      <w:lvlText w:val=""/>
+      <w:lvlJc w:val="left"/>
+      <w:pPr>
+        <w:tabs>
+          <w:tab w:val="num" w:pos="2880"/>
+        </w:tabs>
+        <w:ind w:left="2880" w:hanging="360"/>
+      </w:pPr>
+      <w:rPr>
+        <w:rFonts w:ascii="Wingdings" w:hAnsi="Wingdings" w:hint="default"/>
+        <w:sz w:val="20"/>
+      </w:rPr>
+    </w:lvl>
+    <w:lvl w:ilvl="4" w:tentative="1">
+      <w:start w:val="1"/>
+      <w:numFmt w:val="bullet"/>
+      <w:lvlText w:val=""/>
+      <w:lvlJc w:val="left"/>
+      <w:pPr>
+        <w:tabs>
+          <w:tab w:val="num" w:pos="3600"/>
+        </w:tabs>
+        <w:ind w:left="3600" w:hanging="360"/>
+      </w:pPr>
+      <w:rPr>
+        <w:rFonts w:ascii="Wingdings" w:hAnsi="Wingdings" w:hint="default"/>
+        <w:sz w:val="20"/>
+      </w:rPr>
+    </w:lvl>
+    <w:lvl w:ilvl="5" w:tentative="1">
+      <w:start w:val="1"/>
+      <w:numFmt w:val="bullet"/>
+      <w:lvlText w:val=""/>
+      <w:lvlJc w:val="left"/>
+      <w:pPr>
+        <w:tabs>
+          <w:tab w:val="num" w:pos="4320"/>
+        </w:tabs>
+        <w:ind w:left="4320" w:hanging="360"/>
+      </w:pPr>
+      <w:rPr>
+        <w:rFonts w:ascii="Wingdings" w:hAnsi="Wingdings" w:hint="default"/>
+        <w:sz w:val="20"/>
+      </w:rPr>
+    </w:lvl>
+    <w:lvl w:ilvl="6" w:tentative="1">
+      <w:start w:val="1"/>
+      <w:numFmt w:val="bullet"/>
+      <w:lvlText w:val=""/>
+      <w:lvlJc w:val="left"/>
+      <w:pPr>
+        <w:tabs>
+          <w:tab w:val="num" w:pos="5040"/>
+        </w:tabs>
+        <w:ind w:left="5040" w:hanging="360"/>
+      </w:pPr>
+      <w:rPr>
+        <w:rFonts w:ascii="Wingdings" w:hAnsi="Wingdings" w:hint="default"/>
+        <w:sz w:val="20"/>
+      </w:rPr>
+    </w:lvl>
+    <w:lvl w:ilvl="7" w:tentative="1">
+      <w:start w:val="1"/>
+      <w:numFmt w:val="bullet"/>
+      <w:lvlText w:val=""/>
+      <w:lvlJc w:val="left"/>
+      <w:pPr>
+        <w:tabs>
+          <w:tab w:val="num" w:pos="5760"/>
+        </w:tabs>
+        <w:ind w:left="5760" w:hanging="360"/>
+      </w:pPr>
+      <w:rPr>
+        <w:rFonts w:ascii="Wingdings" w:hAnsi="Wingdings" w:hint="default"/>
+        <w:sz w:val="20"/>
+      </w:rPr>
+    </w:lvl>
+    <w:lvl w:ilvl="8" w:tentative="1">
+      <w:start w:val="1"/>
+      <w:numFmt w:val="bullet"/>
+      <w:lvlText w:val=""/>
+      <w:lvlJc w:val="left"/>
+      <w:pPr>
+        <w:tabs>
+          <w:tab w:val="num" w:pos="6480"/>
+        </w:tabs>
+        <w:ind w:left="6480" w:hanging="360"/>
+      </w:pPr>
+      <w:rPr>
+        <w:rFonts w:ascii="Wingdings" w:hAnsi="Wingdings" w:hint="default"/>
+        <w:sz w:val="20"/>
+      </w:rPr>
+    </w:lvl>
+  </w:abstractNum>
+  <w:abstractNum w:abstractNumId="1" w15:restartNumberingAfterBreak="0">
+    <w:nsid w:val="247E3843"/>
+    <w:multiLevelType w:val="multilevel"/>
+    <w:tmpl w:val="4A32D3D6"/>
+    <w:lvl w:ilvl="0">
+      <w:start w:val="1"/>
+      <w:numFmt w:val="decimal"/>
+      <w:lvlText w:val="%1."/>
+      <w:lvlJc w:val="left"/>
+      <w:pPr>
+        <w:tabs>
+          <w:tab w:val="num" w:pos="720"/>
+        </w:tabs>
+        <w:ind w:left="720" w:hanging="360"/>
+      </w:pPr>
+    </w:lvl>
+    <w:lvl w:ilvl="1" w:tentative="1">
+      <w:start w:val="1"/>
+      <w:numFmt w:val="decimal"/>
+      <w:lvlText w:val="%2."/>
+      <w:lvlJc w:val="left"/>
+      <w:pPr>
+        <w:tabs>
+          <w:tab w:val="num" w:pos="1440"/>
+        </w:tabs>
+        <w:ind w:left="1440" w:hanging="360"/>
+      </w:pPr>
+    </w:lvl>
+    <w:lvl w:ilvl="2" w:tentative="1">
+      <w:start w:val="1"/>
+      <w:numFmt w:val="decimal"/>
+      <w:lvlText w:val="%3."/>
+      <w:lvlJc w:val="left"/>
+      <w:pPr>
+        <w:tabs>
+          <w:tab w:val="num" w:pos="2160"/>
+        </w:tabs>
+        <w:ind w:left="2160" w:hanging="360"/>
+      </w:pPr>
+    </w:lvl>
+    <w:lvl w:ilvl="3" w:tentative="1">
+      <w:start w:val="1"/>
+      <w:numFmt w:val="decimal"/>
+      <w:lvlText w:val="%4."/>
+      <w:lvlJc w:val="left"/>
+      <w:pPr>
+        <w:tabs>
+          <w:tab w:val="num" w:pos="2880"/>
+        </w:tabs>
+        <w:ind w:left="2880" w:hanging="360"/>
+      </w:pPr>
+    </w:lvl>
+    <w:lvl w:ilvl="4" w:tentative="1">
+      <w:start w:val="1"/>
+      <w:numFmt w:val="decimal"/>
+      <w:lvlText w:val="%5."/>
+      <w:lvlJc w:val="left"/>
+      <w:pPr>
+        <w:tabs>
+          <w:tab w:val="num" w:pos="3600"/>
+        </w:tabs>
+        <w:ind w:left="3600" w:hanging="360"/>
+      </w:pPr>
+    </w:lvl>
+    <w:lvl w:ilvl="5" w:tentative="1">
+      <w:start w:val="1"/>
+      <w:numFmt w:val="decimal"/>
+      <w:lvlText w:val="%6."/>
+      <w:lvlJc w:val="left"/>
+      <w:pPr>
+        <w:tabs>
+          <w:tab w:val="num" w:pos="4320"/>
+        </w:tabs>
+        <w:ind w:left="4320" w:hanging="360"/>
+      </w:pPr>
+    </w:lvl>
+    <w:lvl w:ilvl="6" w:tentative="1">
+      <w:start w:val="1"/>
+      <w:numFmt w:val="decimal"/>
+      <w:lvlText w:val="%7."/>
+      <w:lvlJc w:val="left"/>
+      <w:pPr>
+        <w:tabs>
+          <w:tab w:val="num" w:pos="5040"/>
+        </w:tabs>
+        <w:ind w:left="5040" w:hanging="360"/>
+      </w:pPr>
+    </w:lvl>
+    <w:lvl w:ilvl="7" w:tentative="1">
+      <w:start w:val="1"/>
+      <w:numFmt w:val="decimal"/>
+      <w:lvlText w:val="%8."/>
+      <w:lvlJc w:val="left"/>
+      <w:pPr>
+        <w:tabs>
+          <w:tab w:val="num" w:pos="5760"/>
+        </w:tabs>
+        <w:ind w:left="5760" w:hanging="360"/>
+      </w:pPr>
+    </w:lvl>
+    <w:lvl w:ilvl="8" w:tentative="1">
+      <w:start w:val="1"/>
+      <w:numFmt w:val="decimal"/>
+      <w:lvlText w:val="%9."/>
+      <w:lvlJc w:val="left"/>
+      <w:pPr>
+        <w:tabs>
+          <w:tab w:val="num" w:pos="6480"/>
+        </w:tabs>
+        <w:ind w:left="6480" w:hanging="360"/>
+      </w:pPr>
+    </w:lvl>
+  </w:abstractNum>
+  <w:abstractNum w:abstractNumId="2" w15:restartNumberingAfterBreak="0">
+    <w:nsid w:val="271A5C36"/>
+    <w:multiLevelType w:val="hybridMultilevel"/>
+    <w:tmpl w:val="4730793C"/>
+    <w:lvl w:ilvl="0" w:tplc="0409000F">
+      <w:start w:val="1"/>
+      <w:numFmt w:val="decimal"/>
+      <w:lvlText w:val="%1."/>
+      <w:lvlJc w:val="left"/>
+      <w:pPr>
+        <w:ind w:left="720" w:hanging="360"/>
+      </w:pPr>
+      <w:rPr>
+        <w:rFonts w:hint="default"/>
+      </w:rPr>
+    </w:lvl>
+    <w:lvl w:ilvl="1" w:tplc="04090019" w:tentative="1">
+      <w:start w:val="1"/>
+      <w:numFmt w:val="lowerLetter"/>
+      <w:lvlText w:val="%2."/>
+      <w:lvlJc w:val="left"/>
+      <w:pPr>
+        <w:ind w:left="1440" w:hanging="360"/>
+      </w:pPr>
+    </w:lvl>
+    <w:lvl w:ilvl="2" w:tplc="0409001B" w:tentative="1">
+      <w:start w:val="1"/>
+      <w:numFmt w:val="lowerRoman"/>
+      <w:lvlText w:val="%3."/>
+      <w:lvlJc w:val="right"/>
+      <w:pPr>
+        <w:ind w:left="2160" w:hanging="180"/>
+      </w:pPr>
+    </w:lvl>
+    <w:lvl w:ilvl="3" w:tplc="0409000F" w:tentative="1">
+      <w:start w:val="1"/>
+      <w:numFmt w:val="decimal"/>
+      <w:lvlText w:val="%4."/>
+      <w:lvlJc w:val="left"/>
+      <w:pPr>
+        <w:ind w:left="2880" w:hanging="360"/>
+      </w:pPr>
+    </w:lvl>
+    <w:lvl w:ilvl="4" w:tplc="04090019" w:tentative="1">
+      <w:start w:val="1"/>
+      <w:numFmt w:val="lowerLetter"/>
+      <w:lvlText w:val="%5."/>
+      <w:lvlJc w:val="left"/>
+      <w:pPr>
+        <w:ind w:left="3600" w:hanging="360"/>
+      </w:pPr>
+    </w:lvl>
+    <w:lvl w:ilvl="5" w:tplc="0409001B" w:tentative="1">
+      <w:start w:val="1"/>
+      <w:numFmt w:val="lowerRoman"/>
+      <w:lvlText w:val="%6."/>
+      <w:lvlJc w:val="right"/>
+      <w:pPr>
+        <w:ind w:left="4320" w:hanging="180"/>
+      </w:pPr>
+    </w:lvl>
+    <w:lvl w:ilvl="6" w:tplc="0409000F" w:tentative="1">
+      <w:start w:val="1"/>
+      <w:numFmt w:val="decimal"/>
+      <w:lvlText w:val="%7."/>
+      <w:lvlJc w:val="left"/>
+      <w:pPr>
+        <w:ind w:left="5040" w:hanging="360"/>
+      </w:pPr>
+    </w:lvl>
+    <w:lvl w:ilvl="7" w:tplc="04090019" w:tentative="1">
+      <w:start w:val="1"/>
+      <w:numFmt w:val="lowerLetter"/>
+      <w:lvlText w:val="%8."/>
+      <w:lvlJc w:val="left"/>
+      <w:pPr>
+        <w:ind w:left="5760" w:hanging="360"/>
+      </w:pPr>
+    </w:lvl>
+    <w:lvl w:ilvl="8" w:tplc="0409001B" w:tentative="1">
+      <w:start w:val="1"/>
+      <w:numFmt w:val="lowerRoman"/>
+      <w:lvlText w:val="%9."/>
+      <w:lvlJc w:val="right"/>
+      <w:pPr>
+        <w:ind w:left="6480" w:hanging="180"/>
+      </w:pPr>
+    </w:lvl>
+  </w:abstractNum>
+  <w:abstractNum w:abstractNumId="3" w15:restartNumberingAfterBreak="0">
+    <w:nsid w:val="3D1D5081"/>
+    <w:multiLevelType w:val="multilevel"/>
+    <w:tmpl w:val="7838A1BE"/>
+    <w:lvl w:ilvl="0">
+      <w:start w:val="1"/>
+      <w:numFmt w:val="decimal"/>
+      <w:lvlText w:val="%1."/>
+      <w:lvlJc w:val="left"/>
+      <w:pPr>
+        <w:tabs>
+          <w:tab w:val="num" w:pos="720"/>
+        </w:tabs>
+        <w:ind w:left="720" w:hanging="360"/>
+      </w:pPr>
+    </w:lvl>
+    <w:lvl w:ilvl="1" w:tentative="1">
+      <w:start w:val="1"/>
+      <w:numFmt w:val="decimal"/>
+      <w:lvlText w:val="%2."/>
+      <w:lvlJc w:val="left"/>
+      <w:pPr>
+        <w:tabs>
+          <w:tab w:val="num" w:pos="1440"/>
+        </w:tabs>
+        <w:ind w:left="1440" w:hanging="360"/>
+      </w:pPr>
+    </w:lvl>
+    <w:lvl w:ilvl="2" w:tentative="1">
+      <w:start w:val="1"/>
+      <w:numFmt w:val="decimal"/>
+      <w:lvlText w:val="%3."/>
+      <w:lvlJc w:val="left"/>
+      <w:pPr>
+        <w:tabs>
+          <w:tab w:val="num" w:pos="2160"/>
+        </w:tabs>
+        <w:ind w:left="2160" w:hanging="360"/>
+      </w:pPr>
+    </w:lvl>
+    <w:lvl w:ilvl="3" w:tentative="1">
+      <w:start w:val="1"/>
+      <w:numFmt w:val="decimal"/>
+      <w:lvlText w:val="%4."/>
+      <w:lvlJc w:val="left"/>
+      <w:pPr>
+        <w:tabs>
+          <w:tab w:val="num" w:pos="2880"/>
+        </w:tabs>
+        <w:ind w:left="2880" w:hanging="360"/>
+      </w:pPr>
+    </w:lvl>
+    <w:lvl w:ilvl="4" w:tentative="1">
+      <w:start w:val="1"/>
+      <w:numFmt w:val="decimal"/>
+      <w:lvlText w:val="%5."/>
+      <w:lvlJc w:val="left"/>
+      <w:pPr>
+        <w:tabs>
+          <w:tab w:val="num" w:pos="3600"/>
+        </w:tabs>
+        <w:ind w:left="3600" w:hanging="360"/>
+      </w:pPr>
+    </w:lvl>
+    <w:lvl w:ilvl="5" w:tentative="1">
+      <w:start w:val="1"/>
+      <w:numFmt w:val="decimal"/>
+      <w:lvlText w:val="%6."/>
+      <w:lvlJc w:val="left"/>
+      <w:pPr>
+        <w:tabs>
+          <w:tab w:val="num" w:pos="4320"/>
+        </w:tabs>
+        <w:ind w:left="4320" w:hanging="360"/>
+      </w:pPr>
+    </w:lvl>
+    <w:lvl w:ilvl="6" w:tentative="1">
+      <w:start w:val="1"/>
+      <w:numFmt w:val="decimal"/>
+      <w:lvlText w:val="%7."/>
+      <w:lvlJc w:val="left"/>
+      <w:pPr>
+        <w:tabs>
+          <w:tab w:val="num" w:pos="5040"/>
+        </w:tabs>
+        <w:ind w:left="5040" w:hanging="360"/>
+      </w:pPr>
+    </w:lvl>
+    <w:lvl w:ilvl="7" w:tentative="1">
+      <w:start w:val="1"/>
+      <w:numFmt w:val="decimal"/>
+      <w:lvlText w:val="%8."/>
+      <w:lvlJc w:val="left"/>
+      <w:pPr>
+        <w:tabs>
+          <w:tab w:val="num" w:pos="5760"/>
+        </w:tabs>
+        <w:ind w:left="5760" w:hanging="360"/>
+      </w:pPr>
+    </w:lvl>
+    <w:lvl w:ilvl="8" w:tentative="1">
+      <w:start w:val="1"/>
+      <w:numFmt w:val="decimal"/>
+      <w:lvlText w:val="%9."/>
+      <w:lvlJc w:val="left"/>
+      <w:pPr>
+        <w:tabs>
+          <w:tab w:val="num" w:pos="6480"/>
+        </w:tabs>
+        <w:ind w:left="6480" w:hanging="360"/>
+      </w:pPr>
+    </w:lvl>
+  </w:abstractNum>
+  <w:abstractNum w:abstractNumId="4" w15:restartNumberingAfterBreak="0">
+    <w:nsid w:val="43CC2CA0"/>
+    <w:multiLevelType w:val="multilevel"/>
+    <w:tmpl w:val="7B2EF266"/>
+    <w:lvl w:ilvl="0">
+      <w:start w:val="1"/>
+      <w:numFmt w:val="bullet"/>
+      <w:lvlText w:val=""/>
+      <w:lvlJc w:val="left"/>
+      <w:pPr>
+        <w:tabs>
+          <w:tab w:val="num" w:pos="720"/>
+        </w:tabs>
+        <w:ind w:left="720" w:hanging="360"/>
+      </w:pPr>
+      <w:rPr>
+        <w:rFonts w:ascii="Symbol" w:hAnsi="Symbol" w:hint="default"/>
+        <w:sz w:val="20"/>
+      </w:rPr>
+    </w:lvl>
+    <w:lvl w:ilvl="1">
+      <w:start w:val="1"/>
+      <w:numFmt w:val="bullet"/>
+      <w:lvlText w:val="o"/>
+      <w:lvlJc w:val="left"/>
+      <w:pPr>
+        <w:tabs>
+          <w:tab w:val="num" w:pos="1440"/>
+        </w:tabs>
+        <w:ind w:left="1440" w:hanging="360"/>
+      </w:pPr>
+      <w:rPr>
+        <w:rFonts w:ascii="Courier New" w:hAnsi="Courier New" w:hint="default"/>
+        <w:sz w:val="20"/>
+      </w:rPr>
+    </w:lvl>
+    <w:lvl w:ilvl="2" w:tentative="1">
+      <w:start w:val="1"/>
+      <w:numFmt w:val="bullet"/>
+      <w:lvlText w:val=""/>
+      <w:lvlJc w:val="left"/>
+      <w:pPr>
+        <w:tabs>
+          <w:tab w:val="num" w:pos="2160"/>
+        </w:tabs>
+        <w:ind w:left="2160" w:hanging="360"/>
+      </w:pPr>
+      <w:rPr>
+        <w:rFonts w:ascii="Wingdings" w:hAnsi="Wingdings" w:hint="default"/>
+        <w:sz w:val="20"/>
+      </w:rPr>
+    </w:lvl>
+    <w:lvl w:ilvl="3" w:tentative="1">
+      <w:start w:val="1"/>
+      <w:numFmt w:val="bullet"/>
+      <w:lvlText w:val=""/>
+      <w:lvlJc w:val="left"/>
+      <w:pPr>
+        <w:tabs>
+          <w:tab w:val="num" w:pos="2880"/>
+        </w:tabs>
+        <w:ind w:left="2880" w:hanging="360"/>
+      </w:pPr>
+      <w:rPr>
+        <w:rFonts w:ascii="Wingdings" w:hAnsi="Wingdings" w:hint="default"/>
+        <w:sz w:val="20"/>
+      </w:rPr>
+    </w:lvl>
+    <w:lvl w:ilvl="4" w:tentative="1">
+      <w:start w:val="1"/>
+      <w:numFmt w:val="bullet"/>
+      <w:lvlText w:val=""/>
+      <w:lvlJc w:val="left"/>
+      <w:pPr>
+        <w:tabs>
+          <w:tab w:val="num" w:pos="3600"/>
+        </w:tabs>
+        <w:ind w:left="3600" w:hanging="360"/>
+      </w:pPr>
+      <w:rPr>
+        <w:rFonts w:ascii="Wingdings" w:hAnsi="Wingdings" w:hint="default"/>
+        <w:sz w:val="20"/>
+      </w:rPr>
+    </w:lvl>
+    <w:lvl w:ilvl="5" w:tentative="1">
+      <w:start w:val="1"/>
+      <w:numFmt w:val="bullet"/>
+      <w:lvlText w:val=""/>
+      <w:lvlJc w:val="left"/>
+      <w:pPr>
+        <w:tabs>
+          <w:tab w:val="num" w:pos="4320"/>
+        </w:tabs>
+        <w:ind w:left="4320" w:hanging="360"/>
+      </w:pPr>
+      <w:rPr>
+        <w:rFonts w:ascii="Wingdings" w:hAnsi="Wingdings" w:hint="default"/>
+        <w:sz w:val="20"/>
+      </w:rPr>
+    </w:lvl>
+    <w:lvl w:ilvl="6" w:tentative="1">
+      <w:start w:val="1"/>
+      <w:numFmt w:val="bullet"/>
+      <w:lvlText w:val=""/>
+      <w:lvlJc w:val="left"/>
+      <w:pPr>
+        <w:tabs>
+          <w:tab w:val="num" w:pos="5040"/>
+        </w:tabs>
+        <w:ind w:left="5040" w:hanging="360"/>
+      </w:pPr>
+      <w:rPr>
+        <w:rFonts w:ascii="Wingdings" w:hAnsi="Wingdings" w:hint="default"/>
+        <w:sz w:val="20"/>
+      </w:rPr>
+    </w:lvl>
+    <w:lvl w:ilvl="7" w:tentative="1">
+      <w:start w:val="1"/>
+      <w:numFmt w:val="bullet"/>
+      <w:lvlText w:val=""/>
+      <w:lvlJc w:val="left"/>
+      <w:pPr>
+        <w:tabs>
+          <w:tab w:val="num" w:pos="5760"/>
+        </w:tabs>
+        <w:ind w:left="5760" w:hanging="360"/>
+      </w:pPr>
+      <w:rPr>
+        <w:rFonts w:ascii="Wingdings" w:hAnsi="Wingdings" w:hint="default"/>
+        <w:sz w:val="20"/>
+      </w:rPr>
+    </w:lvl>
+    <w:lvl w:ilvl="8" w:tentative="1">
+      <w:start w:val="1"/>
+      <w:numFmt w:val="bullet"/>
+      <w:lvlText w:val=""/>
+      <w:lvlJc w:val="left"/>
+      <w:pPr>
+        <w:tabs>
+          <w:tab w:val="num" w:pos="6480"/>
+        </w:tabs>
+        <w:ind w:left="6480" w:hanging="360"/>
+      </w:pPr>
+      <w:rPr>
+        <w:rFonts w:ascii="Wingdings" w:hAnsi="Wingdings" w:hint="default"/>
+        <w:sz w:val="20"/>
+      </w:rPr>
+    </w:lvl>
+  </w:abstractNum>
+  <w:abstractNum w:abstractNumId="5" w15:restartNumberingAfterBreak="0">
+    <w:nsid w:val="5AC871A5"/>
+    <w:multiLevelType w:val="multilevel"/>
+    <w:tmpl w:val="0EB210B0"/>
+    <w:lvl w:ilvl="0">
+      <w:start w:val="1"/>
+      <w:numFmt w:val="bullet"/>
+      <w:lvlText w:val=""/>
+      <w:lvlJc w:val="left"/>
+      <w:pPr>
+        <w:tabs>
+          <w:tab w:val="num" w:pos="720"/>
+        </w:tabs>
+        <w:ind w:left="720" w:hanging="360"/>
+      </w:pPr>
+      <w:rPr>
+        <w:rFonts w:ascii="Symbol" w:hAnsi="Symbol" w:hint="default"/>
+        <w:sz w:val="20"/>
+      </w:rPr>
+    </w:lvl>
+    <w:lvl w:ilvl="1" w:tentative="1">
+      <w:start w:val="1"/>
+      <w:numFmt w:val="bullet"/>
+      <w:lvlText w:val="o"/>
+      <w:lvlJc w:val="left"/>
+      <w:pPr>
+        <w:tabs>
+          <w:tab w:val="num" w:pos="1440"/>
+        </w:tabs>
+        <w:ind w:left="1440" w:hanging="360"/>
+      </w:pPr>
+      <w:rPr>
+        <w:rFonts w:ascii="Courier New" w:hAnsi="Courier New" w:hint="default"/>
+        <w:sz w:val="20"/>
+      </w:rPr>
+    </w:lvl>
+    <w:lvl w:ilvl="2" w:tentative="1">
+      <w:start w:val="1"/>
+      <w:numFmt w:val="bullet"/>
+      <w:lvlText w:val=""/>
+      <w:lvlJc w:val="left"/>
+      <w:pPr>
+        <w:tabs>
+          <w:tab w:val="num" w:pos="2160"/>
+        </w:tabs>
+        <w:ind w:left="2160" w:hanging="360"/>
+      </w:pPr>
+      <w:rPr>
+        <w:rFonts w:ascii="Wingdings" w:hAnsi="Wingdings" w:hint="default"/>
+        <w:sz w:val="20"/>
+      </w:rPr>
+    </w:lvl>
+    <w:lvl w:ilvl="3" w:tentative="1">
+      <w:start w:val="1"/>
+      <w:numFmt w:val="bullet"/>
+      <w:lvlText w:val=""/>
+      <w:lvlJc w:val="left"/>
+      <w:pPr>
+        <w:tabs>
+          <w:tab w:val="num" w:pos="2880"/>
+        </w:tabs>
+        <w:ind w:left="2880" w:hanging="360"/>
+      </w:pPr>
+      <w:rPr>
+        <w:rFonts w:ascii="Wingdings" w:hAnsi="Wingdings" w:hint="default"/>
+        <w:sz w:val="20"/>
+      </w:rPr>
+    </w:lvl>
+    <w:lvl w:ilvl="4" w:tentative="1">
+      <w:start w:val="1"/>
+      <w:numFmt w:val="bullet"/>
+      <w:lvlText w:val=""/>
+      <w:lvlJc w:val="left"/>
+      <w:pPr>
+        <w:tabs>
+          <w:tab w:val="num" w:pos="3600"/>
+        </w:tabs>
+        <w:ind w:left="3600" w:hanging="360"/>
+      </w:pPr>
+      <w:rPr>
+        <w:rFonts w:ascii="Wingdings" w:hAnsi="Wingdings" w:hint="default"/>
+        <w:sz w:val="20"/>
+      </w:rPr>
+    </w:lvl>
+    <w:lvl w:ilvl="5" w:tentative="1">
+      <w:start w:val="1"/>
+      <w:numFmt w:val="bullet"/>
+      <w:lvlText w:val=""/>
+      <w:lvlJc w:val="left"/>
+      <w:pPr>
+        <w:tabs>
+          <w:tab w:val="num" w:pos="4320"/>
+        </w:tabs>
+        <w:ind w:left="4320" w:hanging="360"/>
+      </w:pPr>
+      <w:rPr>
+        <w:rFonts w:ascii="Wingdings" w:hAnsi="Wingdings" w:hint="default"/>
+        <w:sz w:val="20"/>
+      </w:rPr>
+    </w:lvl>
+    <w:lvl w:ilvl="6" w:tentative="1">
+      <w:start w:val="1"/>
+      <w:numFmt w:val="bullet"/>
+      <w:lvlText w:val=""/>
+      <w:lvlJc w:val="left"/>
+      <w:pPr>
+        <w:tabs>
+          <w:tab w:val="num" w:pos="5040"/>
+        </w:tabs>
+        <w:ind w:left="5040" w:hanging="360"/>
+      </w:pPr>
+      <w:rPr>
+        <w:rFonts w:ascii="Wingdings" w:hAnsi="Wingdings" w:hint="default"/>
+        <w:sz w:val="20"/>
+      </w:rPr>
+    </w:lvl>
+    <w:lvl w:ilvl="7" w:tentative="1">
+      <w:start w:val="1"/>
+      <w:numFmt w:val="bullet"/>
+      <w:lvlText w:val=""/>
+      <w:lvlJc w:val="left"/>
+      <w:pPr>
+        <w:tabs>
+          <w:tab w:val="num" w:pos="5760"/>
+        </w:tabs>
+        <w:ind w:left="5760" w:hanging="360"/>
+      </w:pPr>
+      <w:rPr>
+        <w:rFonts w:ascii="Wingdings" w:hAnsi="Wingdings" w:hint="default"/>
+        <w:sz w:val="20"/>
+      </w:rPr>
+    </w:lvl>
+    <w:lvl w:ilvl="8" w:tentative="1">
+      <w:start w:val="1"/>
+      <w:numFmt w:val="bullet"/>
+      <w:lvlText w:val=""/>
+      <w:lvlJc w:val="left"/>
+      <w:pPr>
+        <w:tabs>
+          <w:tab w:val="num" w:pos="6480"/>
+        </w:tabs>
+        <w:ind w:left="6480" w:hanging="360"/>
+      </w:pPr>
+      <w:rPr>
+        <w:rFonts w:ascii="Wingdings" w:hAnsi="Wingdings" w:hint="default"/>
+        <w:sz w:val="20"/>
+      </w:rPr>
+    </w:lvl>
+  </w:abstractNum>
+  <w:abstractNum w:abstractNumId="6" w15:restartNumberingAfterBreak="0">
+    <w:nsid w:val="5B993B3B"/>
+    <w:multiLevelType w:val="multilevel"/>
+    <w:tmpl w:val="3258BF06"/>
+    <w:lvl w:ilvl="0">
+      <w:start w:val="2"/>
+      <w:numFmt w:val="decimal"/>
+      <w:lvlText w:val="%1."/>
+      <w:lvlJc w:val="left"/>
+      <w:pPr>
+        <w:tabs>
+          <w:tab w:val="num" w:pos="720"/>
+        </w:tabs>
+        <w:ind w:left="720" w:hanging="360"/>
+      </w:pPr>
+    </w:lvl>
+    <w:lvl w:ilvl="1" w:tentative="1">
+      <w:start w:val="1"/>
+      <w:numFmt w:val="decimal"/>
+      <w:lvlText w:val="%2."/>
+      <w:lvlJc w:val="left"/>
+      <w:pPr>
+        <w:tabs>
+          <w:tab w:val="num" w:pos="1440"/>
+        </w:tabs>
+        <w:ind w:left="1440" w:hanging="360"/>
+      </w:pPr>
+    </w:lvl>
+    <w:lvl w:ilvl="2" w:tentative="1">
+      <w:start w:val="1"/>
+      <w:numFmt w:val="decimal"/>
+      <w:lvlText w:val="%3."/>
+      <w:lvlJc w:val="left"/>
+      <w:pPr>
+        <w:tabs>
+          <w:tab w:val="num" w:pos="2160"/>
+        </w:tabs>
+        <w:ind w:left="2160" w:hanging="360"/>
+      </w:pPr>
+    </w:lvl>
+    <w:lvl w:ilvl="3" w:tentative="1">
+      <w:start w:val="1"/>
+      <w:numFmt w:val="decimal"/>
+      <w:lvlText w:val="%4."/>
+      <w:lvlJc w:val="left"/>
+      <w:pPr>
+        <w:tabs>
+          <w:tab w:val="num" w:pos="2880"/>
+        </w:tabs>
+        <w:ind w:left="2880" w:hanging="360"/>
+      </w:pPr>
+    </w:lvl>
+    <w:lvl w:ilvl="4" w:tentative="1">
+      <w:start w:val="1"/>
+      <w:numFmt w:val="decimal"/>
+      <w:lvlText w:val="%5."/>
+      <w:lvlJc w:val="left"/>
+      <w:pPr>
+        <w:tabs>
+          <w:tab w:val="num" w:pos="3600"/>
+        </w:tabs>
+        <w:ind w:left="3600" w:hanging="360"/>
+      </w:pPr>
+    </w:lvl>
+    <w:lvl w:ilvl="5" w:tentative="1">
+      <w:start w:val="1"/>
+      <w:numFmt w:val="decimal"/>
+      <w:lvlText w:val="%6."/>
+      <w:lvlJc w:val="left"/>
+      <w:pPr>
+        <w:tabs>
+          <w:tab w:val="num" w:pos="4320"/>
+        </w:tabs>
+        <w:ind w:left="4320" w:hanging="360"/>
+      </w:pPr>
+    </w:lvl>
+    <w:lvl w:ilvl="6" w:tentative="1">
+      <w:start w:val="1"/>
+      <w:numFmt w:val="decimal"/>
+      <w:lvlText w:val="%7."/>
+      <w:lvlJc w:val="left"/>
+      <w:pPr>
+        <w:tabs>
+          <w:tab w:val="num" w:pos="5040"/>
+        </w:tabs>
+        <w:ind w:left="5040" w:hanging="360"/>
+      </w:pPr>
+    </w:lvl>
+    <w:lvl w:ilvl="7" w:tentative="1">
+      <w:start w:val="1"/>
+      <w:numFmt w:val="decimal"/>
+      <w:lvlText w:val="%8."/>
+      <w:lvlJc w:val="left"/>
+      <w:pPr>
+        <w:tabs>
+          <w:tab w:val="num" w:pos="5760"/>
+        </w:tabs>
+        <w:ind w:left="5760" w:hanging="360"/>
+      </w:pPr>
+    </w:lvl>
+    <w:lvl w:ilvl="8" w:tentative="1">
+      <w:start w:val="1"/>
+      <w:numFmt w:val="decimal"/>
+      <w:lvlText w:val="%9."/>
+      <w:lvlJc w:val="left"/>
+      <w:pPr>
+        <w:tabs>
+          <w:tab w:val="num" w:pos="6480"/>
+        </w:tabs>
+        <w:ind w:left="6480" w:hanging="360"/>
+      </w:pPr>
+    </w:lvl>
+  </w:abstractNum>
+  <w:abstractNum w:abstractNumId="7" w15:restartNumberingAfterBreak="0">
+    <w:nsid w:val="76DA4BF9"/>
+    <w:multiLevelType w:val="multilevel"/>
+    <w:tmpl w:val="8C3C4952"/>
+    <w:lvl w:ilvl="0">
+      <w:start w:val="1"/>
+      <w:numFmt w:val="bullet"/>
+      <w:lvlText w:val=""/>
+      <w:lvlJc w:val="left"/>
+      <w:pPr>
+        <w:tabs>
+          <w:tab w:val="num" w:pos="720"/>
+        </w:tabs>
+        <w:ind w:left="720" w:hanging="360"/>
+      </w:pPr>
+      <w:rPr>
+        <w:rFonts w:ascii="Symbol" w:hAnsi="Symbol" w:hint="default"/>
+        <w:sz w:val="20"/>
+      </w:rPr>
+    </w:lvl>
+    <w:lvl w:ilvl="1">
+      <w:start w:val="1"/>
+      <w:numFmt w:val="bullet"/>
+      <w:lvlText w:val="o"/>
+      <w:lvlJc w:val="left"/>
+      <w:pPr>
+        <w:tabs>
+          <w:tab w:val="num" w:pos="1440"/>
+        </w:tabs>
+        <w:ind w:left="1440" w:hanging="360"/>
+      </w:pPr>
+      <w:rPr>
+        <w:rFonts w:ascii="Courier New" w:hAnsi="Courier New" w:hint="default"/>
+        <w:sz w:val="20"/>
+      </w:rPr>
+    </w:lvl>
+    <w:lvl w:ilvl="2" w:tentative="1">
+      <w:start w:val="1"/>
+      <w:numFmt w:val="bullet"/>
+      <w:lvlText w:val=""/>
+      <w:lvlJc w:val="left"/>
+      <w:pPr>
+        <w:tabs>
+          <w:tab w:val="num" w:pos="2160"/>
+        </w:tabs>
+        <w:ind w:left="2160" w:hanging="360"/>
+      </w:pPr>
+      <w:rPr>
+        <w:rFonts w:ascii="Wingdings" w:hAnsi="Wingdings" w:hint="default"/>
+        <w:sz w:val="20"/>
+      </w:rPr>
+    </w:lvl>
+    <w:lvl w:ilvl="3" w:tentative="1">
+      <w:start w:val="1"/>
+      <w:numFmt w:val="bullet"/>
+      <w:lvlText w:val=""/>
+      <w:lvlJc w:val="left"/>
+      <w:pPr>
+        <w:tabs>
+          <w:tab w:val="num" w:pos="2880"/>
+        </w:tabs>
+        <w:ind w:left="2880" w:hanging="360"/>
+      </w:pPr>
+      <w:rPr>
+        <w:rFonts w:ascii="Wingdings" w:hAnsi="Wingdings" w:hint="default"/>
+        <w:sz w:val="20"/>
+      </w:rPr>
+    </w:lvl>
+    <w:lvl w:ilvl="4" w:tentative="1">
+      <w:start w:val="1"/>
+      <w:numFmt w:val="bullet"/>
+      <w:lvlText w:val=""/>
+      <w:lvlJc w:val="left"/>
+      <w:pPr>
+        <w:tabs>
+          <w:tab w:val="num" w:pos="3600"/>
+        </w:tabs>
+        <w:ind w:left="3600" w:hanging="360"/>
+      </w:pPr>
+      <w:rPr>
+        <w:rFonts w:ascii="Wingdings" w:hAnsi="Wingdings" w:hint="default"/>
+        <w:sz w:val="20"/>
+      </w:rPr>
+    </w:lvl>
+    <w:lvl w:ilvl="5" w:tentative="1">
+      <w:start w:val="1"/>
+      <w:numFmt w:val="bullet"/>
+      <w:lvlText w:val=""/>
+      <w:lvlJc w:val="left"/>
+      <w:pPr>
+        <w:tabs>
+          <w:tab w:val="num" w:pos="4320"/>
+        </w:tabs>
+        <w:ind w:left="4320" w:hanging="360"/>
+      </w:pPr>
+      <w:rPr>
+        <w:rFonts w:ascii="Wingdings" w:hAnsi="Wingdings" w:hint="default"/>
+        <w:sz w:val="20"/>
+      </w:rPr>
+    </w:lvl>
+    <w:lvl w:ilvl="6" w:tentative="1">
+      <w:start w:val="1"/>
+      <w:numFmt w:val="bullet"/>
+      <w:lvlText w:val=""/>
+      <w:lvlJc w:val="left"/>
+      <w:pPr>
+        <w:tabs>
+          <w:tab w:val="num" w:pos="5040"/>
+        </w:tabs>
+        <w:ind w:left="5040" w:hanging="360"/>
+      </w:pPr>
+      <w:rPr>
+        <w:rFonts w:ascii="Wingdings" w:hAnsi="Wingdings" w:hint="default"/>
+        <w:sz w:val="20"/>
+      </w:rPr>
+    </w:lvl>
+    <w:lvl w:ilvl="7" w:tentative="1">
+      <w:start w:val="1"/>
+      <w:numFmt w:val="bullet"/>
+      <w:lvlText w:val=""/>
+      <w:lvlJc w:val="left"/>
+      <w:pPr>
+        <w:tabs>
+          <w:tab w:val="num" w:pos="5760"/>
+        </w:tabs>
+        <w:ind w:left="5760" w:hanging="360"/>
+      </w:pPr>
+      <w:rPr>
+        <w:rFonts w:ascii="Wingdings" w:hAnsi="Wingdings" w:hint="default"/>
+        <w:sz w:val="20"/>
+      </w:rPr>
+    </w:lvl>
+    <w:lvl w:ilvl="8" w:tentative="1">
+      <w:start w:val="1"/>
+      <w:numFmt w:val="bullet"/>
+      <w:lvlText w:val=""/>
+      <w:lvlJc w:val="left"/>
+      <w:pPr>
+        <w:tabs>
+          <w:tab w:val="num" w:pos="6480"/>
+        </w:tabs>
+        <w:ind w:left="6480" w:hanging="360"/>
+      </w:pPr>
+      <w:rPr>
+        <w:rFonts w:ascii="Wingdings" w:hAnsi="Wingdings" w:hint="default"/>
+        <w:sz w:val="20"/>
+      </w:rPr>
+    </w:lvl>
+  </w:abstractNum>
+  <w:num w:numId="1" w16cid:durableId="651065663">
+    <w:abstractNumId w:val="1"/>
+  </w:num>
+  <w:num w:numId="2" w16cid:durableId="946932191">
+    <w:abstractNumId w:val="3"/>
+  </w:num>
+  <w:num w:numId="3" w16cid:durableId="1641957004">
+    <w:abstractNumId w:val="6"/>
+  </w:num>
+  <w:num w:numId="4" w16cid:durableId="970018822">
+    <w:abstractNumId w:val="0"/>
+  </w:num>
+  <w:num w:numId="5" w16cid:durableId="1691682405">
+    <w:abstractNumId w:val="4"/>
+  </w:num>
+  <w:num w:numId="6" w16cid:durableId="836505963">
+    <w:abstractNumId w:val="7"/>
+  </w:num>
+  <w:num w:numId="7" w16cid:durableId="1423376666">
+    <w:abstractNumId w:val="5"/>
+  </w:num>
+  <w:num w:numId="8" w16cid:durableId="346176990">
+    <w:abstractNumId w:val="2"/>
+  </w:num>
+</w:numbering>
 </file>
 
 <file path=word/styles.xml><?xml version="1.0" encoding="utf-8"?>
@@ -616,7 +1778,6 @@
   <w:style w:type="character" w:default="1" w:styleId="DefaultParagraphFont">
     <w:name w:val="Default Paragraph Font"/>
     <w:uiPriority w:val="1"/>
-    <w:semiHidden/>
     <w:unhideWhenUsed/>
   </w:style>
   <w:style w:type="table" w:default="1" w:styleId="TableNormal">
@@ -928,6 +2089,65 @@
       <w:smallCaps/>
       <w:color w:val="2F5496" w:themeColor="accent1" w:themeShade="BF"/>
       <w:spacing w:val="5"/>
+    </w:rPr>
+  </w:style>
+  <w:style w:type="paragraph" w:styleId="NormalWeb">
+    <w:name w:val="Normal (Web)"/>
+    <w:basedOn w:val="Normal"/>
+    <w:uiPriority w:val="99"/>
+    <w:semiHidden/>
+    <w:unhideWhenUsed/>
+    <w:rsid w:val="00C040FD"/>
+    <w:rPr>
+      <w:rFonts w:ascii="Times New Roman" w:hAnsi="Times New Roman" w:cs="Times New Roman"/>
+    </w:rPr>
+  </w:style>
+  <w:style w:type="character" w:styleId="Hyperlink">
+    <w:name w:val="Hyperlink"/>
+    <w:basedOn w:val="DefaultParagraphFont"/>
+    <w:uiPriority w:val="99"/>
+    <w:unhideWhenUsed/>
+    <w:rsid w:val="00C040FD"/>
+    <w:rPr>
+      <w:color w:val="0563C1" w:themeColor="hyperlink"/>
+      <w:u w:val="single"/>
+    </w:rPr>
+  </w:style>
+  <w:style w:type="character" w:styleId="UnresolvedMention">
+    <w:name w:val="Unresolved Mention"/>
+    <w:basedOn w:val="DefaultParagraphFont"/>
+    <w:uiPriority w:val="99"/>
+    <w:semiHidden/>
+    <w:unhideWhenUsed/>
+    <w:rsid w:val="00C040FD"/>
+    <w:rPr>
+      <w:color w:val="605E5C"/>
+      <w:shd w:val="clear" w:color="auto" w:fill="E1DFDD"/>
+    </w:rPr>
+  </w:style>
+  <w:style w:type="character" w:styleId="FollowedHyperlink">
+    <w:name w:val="FollowedHyperlink"/>
+    <w:basedOn w:val="DefaultParagraphFont"/>
+    <w:uiPriority w:val="99"/>
+    <w:semiHidden/>
+    <w:unhideWhenUsed/>
+    <w:rsid w:val="00991B98"/>
+    <w:rPr>
+      <w:color w:val="954F72" w:themeColor="followedHyperlink"/>
+      <w:u w:val="single"/>
+    </w:rPr>
+  </w:style>
+  <w:style w:type="paragraph" w:customStyle="1" w:styleId="msonormal0">
+    <w:name w:val="msonormal"/>
+    <w:basedOn w:val="Normal"/>
+    <w:rsid w:val="00991B98"/>
+    <w:pPr>
+      <w:spacing w:before="100" w:beforeAutospacing="1" w:after="100" w:afterAutospacing="1" w:line="240" w:lineRule="auto"/>
+    </w:pPr>
+    <w:rPr>
+      <w:rFonts w:ascii="Times New Roman" w:eastAsia="Times New Roman" w:hAnsi="Times New Roman" w:cs="Times New Roman"/>
+      <w:kern w:val="0"/>
+      <w14:ligatures w14:val="none"/>
     </w:rPr>
   </w:style>
 </w:styles>
